--- a/content/w21.docx
+++ b/content/w21.docx
@@ -7,7 +7,7 @@
         <w:pStyle w:val="Title"/>
       </w:pPr>
       <w:r>
-        <w:t xml:space="preserve">2.1: Emergence and Systems Thinking</w:t>
+        <w:t xml:space="preserve">2.1 - CC: Emergence</w:t>
       </w:r>
     </w:p>
     <w:p>

--- a/content/w21.docx
+++ b/content/w21.docx
@@ -109,7 +109,7 @@
       </w:r>
     </w:p>
     <w:bookmarkEnd w:id="20"/>
-    <w:bookmarkStart w:id="22" w:name="read"/>
+    <w:bookmarkStart w:id="23" w:name="read"/>
     <w:p>
       <w:pPr>
         <w:pStyle w:val="Heading4"/>
@@ -141,8 +141,44 @@
         </w:r>
       </w:hyperlink>
     </w:p>
-    <w:bookmarkEnd w:id="22"/>
-    <w:bookmarkStart w:id="26" w:name="browse"/>
+    <w:p>
+      <w:pPr>
+        <w:pStyle w:val="Compact"/>
+        <w:numPr>
+          <w:ilvl w:val="1"/>
+          <w:numId w:val="1003"/>
+        </w:numPr>
+      </w:pPr>
+      <w:r>
+        <w:rPr>
+          <w:i/>
+          <w:iCs/>
+        </w:rPr>
+        <w:t xml:space="preserve">Alternate</w:t>
+      </w:r>
+      <w:r>
+        <w:t xml:space="preserve">: Krakauer, et al. 2025.</w:t>
+      </w:r>
+      <w:r>
+        <w:t xml:space="preserve"> </w:t>
+      </w:r>
+      <w:r>
+        <w:t xml:space="preserve">“</w:t>
+      </w:r>
+      <w:hyperlink r:id="rId22">
+        <w:r>
+          <w:rPr>
+            <w:rStyle w:val="Hyperlink"/>
+          </w:rPr>
+          <w:t xml:space="preserve">Large Language Models and Emergence: A Complex Systems Perspective</w:t>
+        </w:r>
+      </w:hyperlink>
+      <w:r>
+        <w:t xml:space="preserve">”</w:t>
+      </w:r>
+    </w:p>
+    <w:bookmarkEnd w:id="23"/>
+    <w:bookmarkStart w:id="27" w:name="browse"/>
     <w:p>
       <w:pPr>
         <w:pStyle w:val="Heading4"/>
@@ -156,7 +192,7 @@
         <w:pStyle w:val="Compact"/>
         <w:numPr>
           <w:ilvl w:val="0"/>
-          <w:numId w:val="1003"/>
+          <w:numId w:val="1004"/>
         </w:numPr>
       </w:pPr>
       <w:r>
@@ -168,7 +204,7 @@
       <w:r>
         <w:t xml:space="preserve">“</w:t>
       </w:r>
-      <w:hyperlink r:id="rId23">
+      <w:hyperlink r:id="rId24">
         <w:r>
           <w:rPr>
             <w:rStyle w:val="Hyperlink"/>
@@ -198,7 +234,7 @@
         <w:pStyle w:val="Compact"/>
         <w:numPr>
           <w:ilvl w:val="0"/>
-          <w:numId w:val="1003"/>
+          <w:numId w:val="1004"/>
         </w:numPr>
       </w:pPr>
       <w:r>
@@ -210,7 +246,7 @@
       <w:r>
         <w:t xml:space="preserve">“</w:t>
       </w:r>
-      <w:hyperlink r:id="rId24">
+      <w:hyperlink r:id="rId25">
         <w:r>
           <w:rPr>
             <w:rStyle w:val="Hyperlink"/>
@@ -227,7 +263,7 @@
         <w:pStyle w:val="Compact"/>
         <w:numPr>
           <w:ilvl w:val="0"/>
-          <w:numId w:val="1003"/>
+          <w:numId w:val="1004"/>
         </w:numPr>
       </w:pPr>
       <w:r>
@@ -236,7 +272,7 @@
       <w:r>
         <w:t xml:space="preserve"> </w:t>
       </w:r>
-      <w:hyperlink r:id="rId25">
+      <w:hyperlink r:id="rId26">
         <w:r>
           <w:rPr>
             <w:rStyle w:val="Hyperlink"/>
@@ -251,8 +287,8 @@
         <w:t xml:space="preserve">NYTimes.</w:t>
       </w:r>
     </w:p>
-    <w:bookmarkEnd w:id="26"/>
-    <w:bookmarkStart w:id="27" w:name="additional-resources"/>
+    <w:bookmarkEnd w:id="27"/>
+    <w:bookmarkStart w:id="29" w:name="additional-resources"/>
     <w:p>
       <w:pPr>
         <w:pStyle w:val="Heading4"/>
@@ -266,7 +302,7 @@
         <w:pStyle w:val="Compact"/>
         <w:numPr>
           <w:ilvl w:val="0"/>
-          <w:numId w:val="1004"/>
+          <w:numId w:val="1005"/>
         </w:numPr>
       </w:pPr>
       <w:r>
@@ -300,7 +336,7 @@
         <w:pStyle w:val="Compact"/>
         <w:numPr>
           <w:ilvl w:val="0"/>
-          <w:numId w:val="1004"/>
+          <w:numId w:val="1005"/>
         </w:numPr>
       </w:pPr>
       <w:r>
@@ -318,7 +354,7 @@
         <w:pStyle w:val="Compact"/>
         <w:numPr>
           <w:ilvl w:val="0"/>
-          <w:numId w:val="1004"/>
+          <w:numId w:val="1005"/>
         </w:numPr>
       </w:pPr>
       <w:r>
@@ -336,7 +372,7 @@
         <w:pStyle w:val="Compact"/>
         <w:numPr>
           <w:ilvl w:val="0"/>
-          <w:numId w:val="1004"/>
+          <w:numId w:val="1005"/>
         </w:numPr>
       </w:pPr>
       <w:r>
@@ -354,7 +390,39 @@
         <w:pStyle w:val="Compact"/>
         <w:numPr>
           <w:ilvl w:val="0"/>
-          <w:numId w:val="1004"/>
+          <w:numId w:val="1005"/>
+        </w:numPr>
+      </w:pPr>
+      <w:r>
+        <w:t xml:space="preserve">Langton,</w:t>
+      </w:r>
+      <w:r>
+        <w:t xml:space="preserve"> </w:t>
+      </w:r>
+      <w:r>
+        <w:t xml:space="preserve">“</w:t>
+      </w:r>
+      <w:hyperlink r:id="rId28">
+        <w:r>
+          <w:rPr>
+            <w:rStyle w:val="Hyperlink"/>
+          </w:rPr>
+          <w:t xml:space="preserve">Computation at the Edge of Chaos</w:t>
+        </w:r>
+      </w:hyperlink>
+      <w:r>
+        <w:t xml:space="preserve">”</w:t>
+      </w:r>
+      <w:r>
+        <w:t xml:space="preserve">. Physica D: Nonlinear Phenomena.</w:t>
+      </w:r>
+    </w:p>
+    <w:p>
+      <w:pPr>
+        <w:pStyle w:val="Compact"/>
+        <w:numPr>
+          <w:ilvl w:val="0"/>
+          <w:numId w:val="1005"/>
         </w:numPr>
       </w:pPr>
       <w:r>
@@ -376,7 +444,7 @@
         <w:pStyle w:val="Compact"/>
         <w:numPr>
           <w:ilvl w:val="0"/>
-          <w:numId w:val="1004"/>
+          <w:numId w:val="1005"/>
         </w:numPr>
       </w:pPr>
       <w:r>
@@ -398,7 +466,7 @@
         <w:pStyle w:val="Compact"/>
         <w:numPr>
           <w:ilvl w:val="0"/>
-          <w:numId w:val="1004"/>
+          <w:numId w:val="1005"/>
         </w:numPr>
       </w:pPr>
       <w:r>
@@ -420,7 +488,7 @@
         <w:pStyle w:val="Compact"/>
         <w:numPr>
           <w:ilvl w:val="0"/>
-          <w:numId w:val="1004"/>
+          <w:numId w:val="1005"/>
         </w:numPr>
       </w:pPr>
       <w:r>
@@ -440,8 +508,8 @@
         <w:t xml:space="preserve">Stanford Encyclopedia of Philosophy</w:t>
       </w:r>
     </w:p>
-    <w:bookmarkEnd w:id="27"/>
-    <w:bookmarkStart w:id="31" w:name="submit"/>
+    <w:bookmarkEnd w:id="29"/>
+    <w:bookmarkStart w:id="33" w:name="submit"/>
     <w:p>
       <w:pPr>
         <w:pStyle w:val="Heading4"/>
@@ -455,7 +523,7 @@
         <w:pStyle w:val="Compact"/>
         <w:numPr>
           <w:ilvl w:val="0"/>
-          <w:numId w:val="1005"/>
+          <w:numId w:val="1006"/>
         </w:numPr>
       </w:pPr>
       <w:r>
@@ -503,18 +571,18 @@
                 <wp:inline>
                   <wp:extent cx="152400" cy="152400"/>
                   <wp:effectExtent b="0" l="0" r="0" t="0"/>
-                  <wp:docPr descr="" title="" id="29" name="Picture"/>
+                  <wp:docPr descr="" title="" id="31" name="Picture"/>
                   <a:graphic>
                     <a:graphicData uri="http://schemas.openxmlformats.org/drawingml/2006/picture">
                       <pic:pic>
                         <pic:nvPicPr>
-                          <pic:cNvPr descr="/opt/quarto/share/formats/docx/tip.png" id="30" name="Picture"/>
+                          <pic:cNvPr descr="/opt/quarto/share/formats/docx/tip.png" id="32" name="Picture"/>
                           <pic:cNvPicPr>
                             <a:picLocks noChangeArrowheads="1" noChangeAspect="1"/>
                           </pic:cNvPicPr>
                         </pic:nvPicPr>
                         <pic:blipFill>
-                          <a:blip r:embed="rId28"/>
+                          <a:blip r:embed="rId30"/>
                           <a:stretch>
                             <a:fillRect/>
                           </a:stretch>
@@ -568,7 +636,7 @@
               <w:pStyle w:val="Compact"/>
               <w:numPr>
                 <w:ilvl w:val="0"/>
-                <w:numId w:val="1006"/>
+                <w:numId w:val="1007"/>
               </w:numPr>
             </w:pPr>
             <w:r>
@@ -604,7 +672,7 @@
               <w:pStyle w:val="Compact"/>
               <w:numPr>
                 <w:ilvl w:val="0"/>
-                <w:numId w:val="1006"/>
+                <w:numId w:val="1007"/>
               </w:numPr>
             </w:pPr>
             <w:r>
@@ -622,7 +690,7 @@
               <w:pStyle w:val="Compact"/>
               <w:numPr>
                 <w:ilvl w:val="0"/>
-                <w:numId w:val="1006"/>
+                <w:numId w:val="1007"/>
               </w:numPr>
             </w:pPr>
             <w:r>
@@ -639,7 +707,7 @@
         </w:tc>
       </w:tr>
     </w:tbl>
-    <w:bookmarkEnd w:id="31"/>
+    <w:bookmarkEnd w:id="33"/>
     <w:sectPr>
       <w:footnotePr>
         <w:numRestart w:val="eachSect"/>
@@ -872,6 +940,9 @@
     <w:abstractNumId w:val="991"/>
   </w:num>
   <w:num w:numId="1006">
+    <w:abstractNumId w:val="991"/>
+  </w:num>
+  <w:num w:numId="1007">
     <w:abstractNumId w:val="991"/>
   </w:num>
 </w:numbering>

--- a/content/w21.docx
+++ b/content/w21.docx
@@ -34,7 +34,7 @@
         <w:t xml:space="preserve">S2026</w:t>
       </w:r>
     </w:p>
-    <w:bookmarkStart w:id="20" w:name="think"/>
+    <w:bookmarkStart w:id="9" w:name="think"/>
     <w:p>
       <w:pPr>
         <w:pStyle w:val="Heading4"/>
@@ -108,8 +108,8 @@
         <w:t xml:space="preserve">? What about consciousness? When do we start treating a system as more than the sum of its parts, and why?</w:t>
       </w:r>
     </w:p>
-    <w:bookmarkEnd w:id="20"/>
-    <w:bookmarkStart w:id="23" w:name="read"/>
+    <w:bookmarkEnd w:id="9"/>
+    <w:bookmarkStart w:id="12" w:name="read"/>
     <w:p>
       <w:pPr>
         <w:pStyle w:val="Heading4"/>
@@ -132,7 +132,7 @@
       <w:r>
         <w:t xml:space="preserve"> </w:t>
       </w:r>
-      <w:hyperlink r:id="rId21">
+      <w:hyperlink r:id="rId10">
         <w:r>
           <w:rPr>
             <w:rStyle w:val="Hyperlink"/>
@@ -165,7 +165,7 @@
       <w:r>
         <w:t xml:space="preserve">“</w:t>
       </w:r>
-      <w:hyperlink r:id="rId22">
+      <w:hyperlink r:id="rId11">
         <w:r>
           <w:rPr>
             <w:rStyle w:val="Hyperlink"/>
@@ -177,8 +177,8 @@
         <w:t xml:space="preserve">”</w:t>
       </w:r>
     </w:p>
-    <w:bookmarkEnd w:id="23"/>
-    <w:bookmarkStart w:id="27" w:name="browse"/>
+    <w:bookmarkEnd w:id="12"/>
+    <w:bookmarkStart w:id="16" w:name="browse"/>
     <w:p>
       <w:pPr>
         <w:pStyle w:val="Heading4"/>
@@ -204,7 +204,7 @@
       <w:r>
         <w:t xml:space="preserve">“</w:t>
       </w:r>
-      <w:hyperlink r:id="rId24">
+      <w:hyperlink r:id="rId13">
         <w:r>
           <w:rPr>
             <w:rStyle w:val="Hyperlink"/>
@@ -246,7 +246,7 @@
       <w:r>
         <w:t xml:space="preserve">“</w:t>
       </w:r>
-      <w:hyperlink r:id="rId25">
+      <w:hyperlink r:id="rId14">
         <w:r>
           <w:rPr>
             <w:rStyle w:val="Hyperlink"/>
@@ -272,7 +272,7 @@
       <w:r>
         <w:t xml:space="preserve"> </w:t>
       </w:r>
-      <w:hyperlink r:id="rId26">
+      <w:hyperlink r:id="rId15">
         <w:r>
           <w:rPr>
             <w:rStyle w:val="Hyperlink"/>
@@ -287,8 +287,8 @@
         <w:t xml:space="preserve">NYTimes.</w:t>
       </w:r>
     </w:p>
-    <w:bookmarkEnd w:id="27"/>
-    <w:bookmarkStart w:id="29" w:name="additional-resources"/>
+    <w:bookmarkEnd w:id="16"/>
+    <w:bookmarkStart w:id="18" w:name="additional-resources"/>
     <w:p>
       <w:pPr>
         <w:pStyle w:val="Heading4"/>
@@ -402,7 +402,7 @@
       <w:r>
         <w:t xml:space="preserve">“</w:t>
       </w:r>
-      <w:hyperlink r:id="rId28">
+      <w:hyperlink r:id="rId17">
         <w:r>
           <w:rPr>
             <w:rStyle w:val="Hyperlink"/>
@@ -508,8 +508,8 @@
         <w:t xml:space="preserve">Stanford Encyclopedia of Philosophy</w:t>
       </w:r>
     </w:p>
-    <w:bookmarkEnd w:id="29"/>
-    <w:bookmarkStart w:id="33" w:name="submit"/>
+    <w:bookmarkEnd w:id="18"/>
+    <w:bookmarkStart w:id="22" w:name="submit"/>
     <w:p>
       <w:pPr>
         <w:pStyle w:val="Heading4"/>
@@ -571,18 +571,18 @@
                 <wp:inline>
                   <wp:extent cx="152400" cy="152400"/>
                   <wp:effectExtent b="0" l="0" r="0" t="0"/>
-                  <wp:docPr descr="" title="" id="31" name="Picture"/>
+                  <wp:docPr descr="" title="" id="20" name="Picture"/>
                   <a:graphic>
                     <a:graphicData uri="http://schemas.openxmlformats.org/drawingml/2006/picture">
                       <pic:pic>
                         <pic:nvPicPr>
-                          <pic:cNvPr descr="/opt/quarto/share/formats/docx/tip.png" id="32" name="Picture"/>
+                          <pic:cNvPr descr="/opt/quarto/share/formats/docx/tip.png" id="21" name="Picture"/>
                           <pic:cNvPicPr>
                             <a:picLocks noChangeArrowheads="1" noChangeAspect="1"/>
                           </pic:cNvPicPr>
                         </pic:nvPicPr>
                         <pic:blipFill>
-                          <a:blip r:embed="rId30"/>
+                          <a:blip r:embed="rId19"/>
                           <a:stretch>
                             <a:fillRect/>
                           </a:stretch>
@@ -707,7 +707,7 @@
         </w:tc>
       </w:tr>
     </w:tbl>
-    <w:bookmarkEnd w:id="33"/>
+    <w:bookmarkEnd w:id="22"/>
     <w:sectPr>
       <w:footnotePr>
         <w:numRestart w:val="eachSect"/>
@@ -953,10 +953,10 @@
   <w:docDefaults>
     <w:rPrDefault>
       <w:rPr>
-        <w:rFonts w:asciiTheme="minorHAnsi" w:cstheme="minorBidi" w:eastAsiaTheme="minorHAnsi" w:hAnsiTheme="minorHAnsi"/>
+        <w:rFonts w:asciiTheme="minorHAnsi" w:cstheme="minorBidi" w:eastAsiaTheme="minorEastAsia" w:hAnsiTheme="minorHAnsi"/>
         <w:sz w:val="24"/>
         <w:szCs w:val="24"/>
-        <w:lang w:bidi="ar-SA" w:eastAsia="en-US" w:val="en-US"/>
+        <w:lang w:bidi="ar-SA" w:eastAsia="zh-CN" w:val="en-US"/>
       </w:rPr>
     </w:rPrDefault>
     <w:pPrDefault>
@@ -1497,13 +1497,6 @@
       </w:tblCellMar>
     </w:tblPr>
     <w:tblStylePr w:type="firstRow">
-      <w:tblPr>
-        <w:jc w:val="left"/>
-        <w:tblInd w:type="dxa" w:w="0"/>
-      </w:tblPr>
-      <w:trPr>
-        <w:jc w:val="left"/>
-      </w:trPr>
       <w:tcPr>
         <w:tcBorders>
           <w:bottom w:val="single"/>
